--- a/JavaScript/07 - Objects and JSON.docx
+++ b/JavaScript/07 - Objects and JSON.docx
@@ -1534,8 +1534,27 @@
     </w:p>
     <w:p>
       <w:pPr>
+        <w:pStyle w:val="ListParagraph"/>
+        <w:numPr>
+          <w:ilvl w:val="0"/>
+          <w:numId w:val="3"/>
+        </w:numPr>
+        <w:tabs>
+          <w:tab w:val="clear" w:pos="862"/>
+        </w:tabs>
+        <w:ind w:left="714" w:hanging="357"/>
+      </w:pPr>
+      <w:r>
+        <w:t>Display some of the information that you can grab from the string</w:t>
+      </w:r>
+    </w:p>
+    <w:p>
+      <w:pPr>
         <w:pStyle w:val="ParagraphBullet"/>
         <w:ind w:left="1429"/>
+        <w:rPr>
+          <w:bCs w:val="0"/>
+        </w:rPr>
       </w:pPr>
     </w:p>
     <w:p>
@@ -3860,6 +3879,7 @@
   <w:style w:type="character" w:default="1" w:styleId="DefaultParagraphFont">
     <w:name w:val="Default Paragraph Font"/>
     <w:uiPriority w:val="1"/>
+    <w:semiHidden/>
     <w:unhideWhenUsed/>
   </w:style>
   <w:style w:type="table" w:default="1" w:styleId="TableNormal">
@@ -4810,10 +4830,6 @@
 </file>
 
 <file path=customXml/item1.xml><?xml version="1.0" encoding="utf-8"?>
-<b:Sources xmlns:b="http://schemas.openxmlformats.org/officeDocument/2006/bibliography" xmlns="http://schemas.openxmlformats.org/officeDocument/2006/bibliography" SelectedStyle="\APASixthEditionOfficeOnline.xsl" StyleName="APA" Version="6"/>
-</file>
-
-<file path=customXml/item2.xml><?xml version="1.0" encoding="utf-8"?>
 <?mso-contentType ?>
 <FormTemplates xmlns="http://schemas.microsoft.com/sharepoint/v3/contenttype/forms">
   <Display>DocumentLibraryForm</Display>
@@ -4822,24 +4838,11 @@
 </FormTemplates>
 </file>
 
-<file path=customXml/item3.xml><?xml version="1.0" encoding="utf-8"?>
-<p:properties xmlns:p="http://schemas.microsoft.com/office/2006/metadata/properties" xmlns:xsi="http://www.w3.org/2001/XMLSchema-instance" xmlns:pc="http://schemas.microsoft.com/office/infopath/2007/PartnerControls">
-  <documentManagement>
-    <IsBuildFile xmlns="B42EA499-AA80-4ED5-9ED5-37A17D3EB549" xsi:nil="true"/>
-    <BookTypeField0 xmlns="B42EA499-AA80-4ED5-9ED5-37A17D3EB549">
-      <Terms xmlns="http://schemas.microsoft.com/office/infopath/2007/PartnerControls">
-        <TermInfo xmlns="http://schemas.microsoft.com/office/infopath/2007/PartnerControls">
-          <TermName xmlns="http://schemas.microsoft.com/office/infopath/2007/PartnerControls">LABS</TermName>
-          <TermId xmlns="http://schemas.microsoft.com/office/infopath/2007/PartnerControls">7be66568-0af1-4eba-a3ac-3014c08f33b3</TermId>
-        </TermInfo>
-      </Terms>
-    </BookTypeField0>
-    <SequenceNumber xmlns="B42EA499-AA80-4ED5-9ED5-37A17D3EB549">1</SequenceNumber>
-  </documentManagement>
-</p:properties>
+<file path=customXml/item2.xml><?xml version="1.0" encoding="utf-8"?>
+<b:Sources xmlns:b="http://schemas.openxmlformats.org/officeDocument/2006/bibliography" xmlns="http://schemas.openxmlformats.org/officeDocument/2006/bibliography" SelectedStyle="\APASixthEditionOfficeOnline.xsl" StyleName="APA" Version="6"/>
 </file>
 
-<file path=customXml/item4.xml><?xml version="1.0" encoding="utf-8"?>
+<file path=customXml/item3.xml><?xml version="1.0" encoding="utf-8"?>
 <ct:contentTypeSchema xmlns:ct="http://schemas.microsoft.com/office/2006/metadata/contentType" xmlns:ma="http://schemas.microsoft.com/office/2006/metadata/properties/metaAttributes" ct:_="" ma:_="" ma:contentTypeName="Courseware" ma:contentTypeID="0x010100F0967B7CEE8D417F966757887D9466FB005CB7CECC996A5B448C70C3215DE65491" ma:contentTypeVersion="0" ma:contentTypeDescription="Base content type which represents courseware documents" ma:contentTypeScope="" ma:versionID="633ed7bf8a9769dc10b8af609c2e65e8">
   <xsd:schema xmlns:xsd="http://www.w3.org/2001/XMLSchema" xmlns:xs="http://www.w3.org/2001/XMLSchema" xmlns:p="http://schemas.microsoft.com/office/2006/metadata/properties" xmlns:ns2="B42EA499-AA80-4ED5-9ED5-37A17D3EB549" targetNamespace="http://schemas.microsoft.com/office/2006/metadata/properties" ma:root="true" ma:fieldsID="6641bdc0935a9ffdc34b1682c1e0febc" ns2:_="">
     <xsd:import namespace="B42EA499-AA80-4ED5-9ED5-37A17D3EB549"/>
@@ -4979,7 +4982,32 @@
 </ct:contentTypeSchema>
 </file>
 
+<file path=customXml/item4.xml><?xml version="1.0" encoding="utf-8"?>
+<p:properties xmlns:p="http://schemas.microsoft.com/office/2006/metadata/properties" xmlns:xsi="http://www.w3.org/2001/XMLSchema-instance" xmlns:pc="http://schemas.microsoft.com/office/infopath/2007/PartnerControls">
+  <documentManagement>
+    <IsBuildFile xmlns="B42EA499-AA80-4ED5-9ED5-37A17D3EB549" xsi:nil="true"/>
+    <BookTypeField0 xmlns="B42EA499-AA80-4ED5-9ED5-37A17D3EB549">
+      <Terms xmlns="http://schemas.microsoft.com/office/infopath/2007/PartnerControls">
+        <TermInfo xmlns="http://schemas.microsoft.com/office/infopath/2007/PartnerControls">
+          <TermName xmlns="http://schemas.microsoft.com/office/infopath/2007/PartnerControls">LABS</TermName>
+          <TermId xmlns="http://schemas.microsoft.com/office/infopath/2007/PartnerControls">7be66568-0af1-4eba-a3ac-3014c08f33b3</TermId>
+        </TermInfo>
+      </Terms>
+    </BookTypeField0>
+    <SequenceNumber xmlns="B42EA499-AA80-4ED5-9ED5-37A17D3EB549">1</SequenceNumber>
+  </documentManagement>
+</p:properties>
+</file>
+
 <file path=customXml/itemProps1.xml><?xml version="1.0" encoding="utf-8"?>
+<ds:datastoreItem xmlns:ds="http://schemas.openxmlformats.org/officeDocument/2006/customXml" ds:itemID="{DFBC4FF7-E481-4E84-A126-A855B44779D1}">
+  <ds:schemaRefs>
+    <ds:schemaRef ds:uri="http://schemas.microsoft.com/sharepoint/v3/contenttype/forms"/>
+  </ds:schemaRefs>
+</ds:datastoreItem>
+</file>
+
+<file path=customXml/itemProps2.xml><?xml version="1.0" encoding="utf-8"?>
 <ds:datastoreItem xmlns:ds="http://schemas.openxmlformats.org/officeDocument/2006/customXml" ds:itemID="{A62D7720-54F8-4B1F-A51B-68B17CEEBDF9}">
   <ds:schemaRefs>
     <ds:schemaRef ds:uri="http://schemas.openxmlformats.org/officeDocument/2006/bibliography"/>
@@ -4987,25 +5015,7 @@
 </ds:datastoreItem>
 </file>
 
-<file path=customXml/itemProps2.xml><?xml version="1.0" encoding="utf-8"?>
-<ds:datastoreItem xmlns:ds="http://schemas.openxmlformats.org/officeDocument/2006/customXml" ds:itemID="{DFBC4FF7-E481-4E84-A126-A855B44779D1}">
-  <ds:schemaRefs>
-    <ds:schemaRef ds:uri="http://schemas.microsoft.com/sharepoint/v3/contenttype/forms"/>
-  </ds:schemaRefs>
-</ds:datastoreItem>
-</file>
-
 <file path=customXml/itemProps3.xml><?xml version="1.0" encoding="utf-8"?>
-<ds:datastoreItem xmlns:ds="http://schemas.openxmlformats.org/officeDocument/2006/customXml" ds:itemID="{CC30F272-06F9-4E68-BA55-58FE0421F7FF}">
-  <ds:schemaRefs>
-    <ds:schemaRef ds:uri="http://schemas.microsoft.com/office/2006/metadata/properties"/>
-    <ds:schemaRef ds:uri="http://schemas.microsoft.com/office/infopath/2007/PartnerControls"/>
-    <ds:schemaRef ds:uri="B42EA499-AA80-4ED5-9ED5-37A17D3EB549"/>
-  </ds:schemaRefs>
-</ds:datastoreItem>
-</file>
-
-<file path=customXml/itemProps4.xml><?xml version="1.0" encoding="utf-8"?>
 <ds:datastoreItem xmlns:ds="http://schemas.openxmlformats.org/officeDocument/2006/customXml" ds:itemID="{962C41ED-1063-4538-BAED-C800978FD659}">
   <ds:schemaRefs>
     <ds:schemaRef ds:uri="http://schemas.microsoft.com/office/2006/metadata/contentType"/>
@@ -5021,4 +5031,14 @@
     <ds:schemaRef ds:uri="http://schemas.microsoft.com/internal/obd"/>
   </ds:schemaRefs>
 </ds:datastoreItem>
+</file>
+
+<file path=customXml/itemProps4.xml><?xml version="1.0" encoding="utf-8"?>
+<ds:datastoreItem xmlns:ds="http://schemas.openxmlformats.org/officeDocument/2006/customXml" ds:itemID="{CC30F272-06F9-4E68-BA55-58FE0421F7FF}">
+  <ds:schemaRefs>
+    <ds:schemaRef ds:uri="http://schemas.microsoft.com/office/2006/metadata/properties"/>
+    <ds:schemaRef ds:uri="http://schemas.microsoft.com/office/infopath/2007/PartnerControls"/>
+    <ds:schemaRef ds:uri="B42EA499-AA80-4ED5-9ED5-37A17D3EB549"/>
+  </ds:schemaRefs>
+</ds:datastoreItem>
 </file>